--- a/versions/v4.0-transverse-microstrain/03_病害模型制造与装配.docx
+++ b/versions/v4.0-transverse-microstrain/03_病害模型制造与装配.docx
@@ -12,7 +12,7 @@
     </w:p>
     <w:p>
       <w:r>
-        <w:t>V4.0 工作稿　2026年10月27日　内容已保存 最终复核待完成</w:t>
+        <w:t>V4.0 研究设计版　2026年10月28日　样件与工程参数须实物验证</w:t>
       </w:r>
     </w:p>
     <w:p>
@@ -949,7 +949,566 @@
     </w:p>
     <w:p>
       <w:r>
-        <w:t>候选土需测试级配、含水率、干密度、低应力直剪及锚片拉拔；浸水组增加渗透、湿态拉拔、吸力或水分校准。标准采用GB/T 50123相应方法，执行记录须写清采用版本和条款；项目控制偏差由先导实测确定，不能把旧版±2%等建议当作规范条文。</w:t>
+        <w:t>候选土需测试级配、含水率、干密度、低应力直剪及锚片拉拔；浸水组增加渗透、湿态拉拔、吸力或水分校准。GB/T 50123-2019的官方发布公告已核实，具体执行须核对现行状态和适用方法条款，见实验册第10节。微锚拉拔还需按R18/R19制定项目方法，不能暗示国家标准已经包含本节点试验；项目控制偏差由先导实测确定，不能把旧版±2%等建议当作规范条文。</w:t>
+      </w:r>
+    </w:p>
+    <w:p>
+      <w:pPr>
+        <w:pStyle w:val="Heading2"/>
+      </w:pPr>
+      <w:r>
+        <w:t>5.1 配土称量实例与均化</w:t>
+      </w:r>
+    </w:p>
+    <w:p>
+      <w:r>
+        <w:t>10 kg干料A5需要干砂9.5 kg、干高岭土0.5 kg；目标干基含水率4%时总水0.4 kg。若测得砂初始含水率1%、高岭土2%，应称湿砂9.595 kg、湿高岭土0.510 kg，已有水0.105 kg，只补水0.295 kg，混合总湿质量10.4 kg。该例仅演示换算，不以体积杯代替称量，不把湿料比例当干料比例。</w:t>
+      </w:r>
+    </w:p>
+    <w:p>
+      <w:r>
+        <w:t>先筛砂并记录筛余，再将两种原料按干基换算质量分批混匀；以喷雾或少量多次方式补水，每次翻拌，防止高岭土团聚。密闭均化后从上、中、下取样测水分，至少三个位置记录原始值；是否复拌按试验前确定的允许偏差判断。低扬尘操作，取样后的实际净质量重新记录。不同配方分别编号，不用上一批剩土随意补层。</w:t>
+      </w:r>
+    </w:p>
+    <w:p>
+      <w:pPr>
+        <w:pStyle w:val="Heading2"/>
+      </w:pPr>
+      <w:r>
+        <w:t>5.2 八层铺筑和停检点</w:t>
+      </w:r>
+    </w:p>
+    <w:p>
+      <w:r>
+        <w:t>铺筑高度以模块齐平工作面为z_b=0，z_b仅为箱内装配高度，法向方向仍记n；土面z_b=160，测点深度d=160−z_b。默认d80的组件中心在z_b80，不是组件底面在80。先按组件厚度在第4层接近顶部处预留槽位，使中心对准80，再用同批土轻填，不以硬压组件完成找平。</w:t>
+      </w:r>
+    </w:p>
+    <w:tbl>
+      <w:tblPr>
+        <w:tblW w:type="auto" w:w="0"/>
+        <w:jc w:val="center"/>
+        <w:tblLayout w:type="fixed"/>
+        <w:tblLook w:firstColumn="1" w:firstRow="1" w:lastColumn="0" w:lastRow="0" w:noHBand="0" w:noVBand="1" w:val="04A0"/>
+        <w:tblBorders>
+          <w:top w:val="single" w:sz="4" w:color="D9D9D9"/>
+          <w:left w:val="single" w:sz="4" w:color="D9D9D9"/>
+          <w:bottom w:val="single" w:sz="4" w:color="D9D9D9"/>
+          <w:right w:val="single" w:sz="4" w:color="D9D9D9"/>
+          <w:insideH w:val="single" w:sz="4" w:color="D9D9D9"/>
+          <w:insideV w:val="single" w:sz="4" w:color="D9D9D9"/>
+        </w:tblBorders>
+      </w:tblPr>
+      <w:tblGrid>
+        <w:gridCol w:w="2285"/>
+        <w:gridCol w:w="4272"/>
+        <w:gridCol w:w="3378"/>
+      </w:tblGrid>
+      <w:tr>
+        <w:trPr>
+          <w:cantSplit/>
+          <w:tblHeader/>
+        </w:trPr>
+        <w:tc>
+          <w:tcPr>
+            <w:tcW w:type="dxa" w:w="2285"/>
+            <w:vAlign w:val="center"/>
+            <w:tcMar>
+              <w:top w:w="75" w:type="dxa"/>
+              <w:left w:w="75" w:type="dxa"/>
+              <w:bottom w:w="75" w:type="dxa"/>
+              <w:right w:w="75" w:type="dxa"/>
+            </w:tcMar>
+            <w:shd w:fill="DCE8EE"/>
+          </w:tcPr>
+          <w:p>
+            <w:pPr>
+              <w:keepNext/>
+              <w:spacing w:before="40" w:after="40" w:line="269" w:lineRule="auto"/>
+              <w:jc w:val="center"/>
+            </w:pPr>
+            <w:r>
+              <w:rPr>
+                <w:b/>
+                <w:sz w:val="20"/>
+              </w:rPr>
+              <w:t>层号 从下向上</w:t>
+            </w:r>
+          </w:p>
+        </w:tc>
+        <w:tc>
+          <w:tcPr>
+            <w:tcW w:type="dxa" w:w="4272"/>
+            <w:vAlign w:val="center"/>
+            <w:tcMar>
+              <w:top w:w="75" w:type="dxa"/>
+              <w:left w:w="75" w:type="dxa"/>
+              <w:bottom w:w="75" w:type="dxa"/>
+              <w:right w:w="75" w:type="dxa"/>
+            </w:tcMar>
+            <w:shd w:fill="DCE8EE"/>
+          </w:tcPr>
+          <w:p>
+            <w:pPr>
+              <w:keepNext/>
+              <w:spacing w:before="40" w:after="40" w:line="269" w:lineRule="auto"/>
+              <w:jc w:val="center"/>
+            </w:pPr>
+            <w:r>
+              <w:rPr>
+                <w:b/>
+                <w:sz w:val="20"/>
+              </w:rPr>
+              <w:t>设计高度范围 mm</w:t>
+            </w:r>
+          </w:p>
+        </w:tc>
+        <w:tc>
+          <w:tcPr>
+            <w:tcW w:type="dxa" w:w="3378"/>
+            <w:vAlign w:val="center"/>
+            <w:tcMar>
+              <w:top w:w="75" w:type="dxa"/>
+              <w:left w:w="75" w:type="dxa"/>
+              <w:bottom w:w="75" w:type="dxa"/>
+              <w:right w:w="75" w:type="dxa"/>
+            </w:tcMar>
+            <w:shd w:fill="DCE8EE"/>
+          </w:tcPr>
+          <w:p>
+            <w:pPr>
+              <w:keepNext/>
+              <w:spacing w:before="40" w:after="40" w:line="269" w:lineRule="auto"/>
+              <w:jc w:val="center"/>
+            </w:pPr>
+            <w:r>
+              <w:rPr>
+                <w:b/>
+                <w:sz w:val="20"/>
+              </w:rPr>
+              <w:t>操作与记录</w:t>
+            </w:r>
+          </w:p>
+        </w:tc>
+      </w:tr>
+      <w:tr>
+        <w:trPr>
+          <w:cantSplit/>
+        </w:trPr>
+        <w:tc>
+          <w:tcPr>
+            <w:tcW w:type="dxa" w:w="2285"/>
+            <w:vAlign w:val="center"/>
+            <w:tcMar>
+              <w:top w:w="75" w:type="dxa"/>
+              <w:left w:w="75" w:type="dxa"/>
+              <w:bottom w:w="75" w:type="dxa"/>
+              <w:right w:w="75" w:type="dxa"/>
+            </w:tcMar>
+            <w:shd w:fill="FFFFFF"/>
+          </w:tcPr>
+          <w:p>
+            <w:pPr>
+              <w:spacing w:before="40" w:after="40" w:line="269" w:lineRule="auto"/>
+              <w:jc w:val="center"/>
+            </w:pPr>
+            <w:r>
+              <w:rPr>
+                <w:b w:val="0"/>
+                <w:sz w:val="20"/>
+              </w:rPr>
+              <w:t>1—3</w:t>
+            </w:r>
+          </w:p>
+        </w:tc>
+        <w:tc>
+          <w:tcPr>
+            <w:tcW w:type="dxa" w:w="4272"/>
+            <w:vAlign w:val="center"/>
+            <w:tcMar>
+              <w:top w:w="75" w:type="dxa"/>
+              <w:left w:w="75" w:type="dxa"/>
+              <w:bottom w:w="75" w:type="dxa"/>
+              <w:right w:w="75" w:type="dxa"/>
+            </w:tcMar>
+            <w:shd w:fill="FFFFFF"/>
+          </w:tcPr>
+          <w:p>
+            <w:pPr>
+              <w:spacing w:before="40" w:after="40" w:line="269" w:lineRule="auto"/>
+              <w:jc w:val="center"/>
+            </w:pPr>
+            <w:r>
+              <w:rPr>
+                <w:b w:val="0"/>
+                <w:sz w:val="20"/>
+              </w:rPr>
+              <w:t>0—60 每层20</w:t>
+            </w:r>
+          </w:p>
+        </w:tc>
+        <w:tc>
+          <w:tcPr>
+            <w:tcW w:type="dxa" w:w="3378"/>
+            <w:vAlign w:val="center"/>
+            <w:tcMar>
+              <w:top w:w="75" w:type="dxa"/>
+              <w:left w:w="75" w:type="dxa"/>
+              <w:bottom w:w="75" w:type="dxa"/>
+              <w:right w:w="75" w:type="dxa"/>
+            </w:tcMar>
+            <w:shd w:fill="FFFFFF"/>
+          </w:tcPr>
+          <w:p>
+            <w:pPr>
+              <w:spacing w:before="40" w:after="40" w:line="269" w:lineRule="auto"/>
+            </w:pPr>
+            <w:r>
+              <w:rPr>
+                <w:b w:val="0"/>
+                <w:sz w:val="20"/>
+              </w:rPr>
+              <w:t>称量摊平 用限深板定厚 记录各层质量</w:t>
+            </w:r>
+          </w:p>
+        </w:tc>
+      </w:tr>
+      <w:tr>
+        <w:trPr>
+          <w:cantSplit/>
+        </w:trPr>
+        <w:tc>
+          <w:tcPr>
+            <w:tcW w:type="dxa" w:w="2285"/>
+            <w:vAlign w:val="center"/>
+            <w:tcMar>
+              <w:top w:w="75" w:type="dxa"/>
+              <w:left w:w="75" w:type="dxa"/>
+              <w:bottom w:w="75" w:type="dxa"/>
+              <w:right w:w="75" w:type="dxa"/>
+            </w:tcMar>
+            <w:shd w:fill="FFFFFF"/>
+          </w:tcPr>
+          <w:p>
+            <w:pPr>
+              <w:spacing w:before="40" w:after="40" w:line="269" w:lineRule="auto"/>
+              <w:jc w:val="center"/>
+            </w:pPr>
+            <w:r>
+              <w:rPr>
+                <w:b w:val="0"/>
+                <w:sz w:val="20"/>
+              </w:rPr>
+              <w:t>4</w:t>
+            </w:r>
+          </w:p>
+        </w:tc>
+        <w:tc>
+          <w:tcPr>
+            <w:tcW w:type="dxa" w:w="4272"/>
+            <w:vAlign w:val="center"/>
+            <w:tcMar>
+              <w:top w:w="75" w:type="dxa"/>
+              <w:left w:w="75" w:type="dxa"/>
+              <w:bottom w:w="75" w:type="dxa"/>
+              <w:right w:w="75" w:type="dxa"/>
+            </w:tcMar>
+            <w:shd w:fill="FFFFFF"/>
+          </w:tcPr>
+          <w:p>
+            <w:pPr>
+              <w:spacing w:before="40" w:after="40" w:line="269" w:lineRule="auto"/>
+              <w:jc w:val="center"/>
+            </w:pPr>
+            <w:r>
+              <w:rPr>
+                <w:b w:val="0"/>
+                <w:sz w:val="20"/>
+              </w:rPr>
+              <w:t>60—80</w:t>
+            </w:r>
+          </w:p>
+        </w:tc>
+        <w:tc>
+          <w:tcPr>
+            <w:tcW w:type="dxa" w:w="3378"/>
+            <w:vAlign w:val="center"/>
+            <w:tcMar>
+              <w:top w:w="75" w:type="dxa"/>
+              <w:left w:w="75" w:type="dxa"/>
+              <w:bottom w:w="75" w:type="dxa"/>
+              <w:right w:w="75" w:type="dxa"/>
+            </w:tcMar>
+            <w:shd w:fill="FFFFFF"/>
+          </w:tcPr>
+          <w:p>
+            <w:pPr>
+              <w:spacing w:before="40" w:after="40" w:line="269" w:lineRule="auto"/>
+            </w:pPr>
+            <w:r>
+              <w:rPr>
+                <w:b w:val="0"/>
+                <w:sz w:val="20"/>
+              </w:rPr>
+              <w:t>预留节点下半部位置 检查模块和内部参考</w:t>
+            </w:r>
+          </w:p>
+        </w:tc>
+      </w:tr>
+      <w:tr>
+        <w:trPr>
+          <w:cantSplit/>
+        </w:trPr>
+        <w:tc>
+          <w:tcPr>
+            <w:tcW w:type="dxa" w:w="2285"/>
+            <w:vAlign w:val="center"/>
+            <w:tcMar>
+              <w:top w:w="75" w:type="dxa"/>
+              <w:left w:w="75" w:type="dxa"/>
+              <w:bottom w:w="75" w:type="dxa"/>
+              <w:right w:w="75" w:type="dxa"/>
+            </w:tcMar>
+            <w:shd w:fill="FFFFFF"/>
+          </w:tcPr>
+          <w:p>
+            <w:pPr>
+              <w:spacing w:before="40" w:after="40" w:line="269" w:lineRule="auto"/>
+              <w:jc w:val="center"/>
+            </w:pPr>
+            <w:r>
+              <w:rPr>
+                <w:b w:val="0"/>
+                <w:sz w:val="20"/>
+              </w:rPr>
+              <w:t>安装停检</w:t>
+            </w:r>
+          </w:p>
+        </w:tc>
+        <w:tc>
+          <w:tcPr>
+            <w:tcW w:type="dxa" w:w="4272"/>
+            <w:vAlign w:val="center"/>
+            <w:tcMar>
+              <w:top w:w="75" w:type="dxa"/>
+              <w:left w:w="75" w:type="dxa"/>
+              <w:bottom w:w="75" w:type="dxa"/>
+              <w:right w:w="75" w:type="dxa"/>
+            </w:tcMar>
+            <w:shd w:fill="FFFFFF"/>
+          </w:tcPr>
+          <w:p>
+            <w:pPr>
+              <w:spacing w:before="40" w:after="40" w:line="269" w:lineRule="auto"/>
+              <w:jc w:val="center"/>
+            </w:pPr>
+            <w:r>
+              <w:rPr>
+                <w:b w:val="0"/>
+                <w:sz w:val="20"/>
+              </w:rPr>
+              <w:t>组件中心80</w:t>
+            </w:r>
+          </w:p>
+        </w:tc>
+        <w:tc>
+          <w:tcPr>
+            <w:tcW w:type="dxa" w:w="3378"/>
+            <w:vAlign w:val="center"/>
+            <w:tcMar>
+              <w:top w:w="75" w:type="dxa"/>
+              <w:left w:w="75" w:type="dxa"/>
+              <w:bottom w:w="75" w:type="dxa"/>
+              <w:right w:w="75" w:type="dxa"/>
+            </w:tcMar>
+            <w:shd w:fill="FFFFFF"/>
+          </w:tcPr>
+          <w:p>
+            <w:pPr>
+              <w:spacing w:before="40" w:after="40" w:line="269" w:lineRule="auto"/>
+            </w:pPr>
+            <w:r>
+              <w:rPr>
+                <w:b w:val="0"/>
+                <w:sz w:val="20"/>
+              </w:rPr>
+              <w:t>光谱 位置 锚片姿态 引线松弛 温度探头分别拍照</w:t>
+            </w:r>
+          </w:p>
+        </w:tc>
+      </w:tr>
+      <w:tr>
+        <w:trPr>
+          <w:cantSplit/>
+        </w:trPr>
+        <w:tc>
+          <w:tcPr>
+            <w:tcW w:type="dxa" w:w="2285"/>
+            <w:vAlign w:val="center"/>
+            <w:tcMar>
+              <w:top w:w="75" w:type="dxa"/>
+              <w:left w:w="75" w:type="dxa"/>
+              <w:bottom w:w="75" w:type="dxa"/>
+              <w:right w:w="75" w:type="dxa"/>
+            </w:tcMar>
+            <w:shd w:fill="FFFFFF"/>
+          </w:tcPr>
+          <w:p>
+            <w:pPr>
+              <w:spacing w:before="40" w:after="40" w:line="269" w:lineRule="auto"/>
+              <w:jc w:val="center"/>
+            </w:pPr>
+            <w:r>
+              <w:rPr>
+                <w:b w:val="0"/>
+                <w:sz w:val="20"/>
+              </w:rPr>
+              <w:t>5</w:t>
+            </w:r>
+          </w:p>
+        </w:tc>
+        <w:tc>
+          <w:tcPr>
+            <w:tcW w:type="dxa" w:w="4272"/>
+            <w:vAlign w:val="center"/>
+            <w:tcMar>
+              <w:top w:w="75" w:type="dxa"/>
+              <w:left w:w="75" w:type="dxa"/>
+              <w:bottom w:w="75" w:type="dxa"/>
+              <w:right w:w="75" w:type="dxa"/>
+            </w:tcMar>
+            <w:shd w:fill="FFFFFF"/>
+          </w:tcPr>
+          <w:p>
+            <w:pPr>
+              <w:spacing w:before="40" w:after="40" w:line="269" w:lineRule="auto"/>
+              <w:jc w:val="center"/>
+            </w:pPr>
+            <w:r>
+              <w:rPr>
+                <w:b w:val="0"/>
+                <w:sz w:val="20"/>
+              </w:rPr>
+              <w:t>80—100</w:t>
+            </w:r>
+          </w:p>
+        </w:tc>
+        <w:tc>
+          <w:tcPr>
+            <w:tcW w:type="dxa" w:w="3378"/>
+            <w:vAlign w:val="center"/>
+            <w:tcMar>
+              <w:top w:w="75" w:type="dxa"/>
+              <w:left w:w="75" w:type="dxa"/>
+              <w:bottom w:w="75" w:type="dxa"/>
+              <w:right w:w="75" w:type="dxa"/>
+            </w:tcMar>
+            <w:shd w:fill="FFFFFF"/>
+          </w:tcPr>
+          <w:p>
+            <w:pPr>
+              <w:spacing w:before="40" w:after="40" w:line="269" w:lineRule="auto"/>
+            </w:pPr>
+            <w:r>
+              <w:rPr>
+                <w:b w:val="0"/>
+                <w:sz w:val="20"/>
+              </w:rPr>
+              <w:t>同配方小量轻填接触区 避免直接夯击感测件</w:t>
+            </w:r>
+          </w:p>
+        </w:tc>
+      </w:tr>
+      <w:tr>
+        <w:trPr>
+          <w:cantSplit/>
+        </w:trPr>
+        <w:tc>
+          <w:tcPr>
+            <w:tcW w:type="dxa" w:w="2285"/>
+            <w:vAlign w:val="center"/>
+            <w:tcMar>
+              <w:top w:w="75" w:type="dxa"/>
+              <w:left w:w="75" w:type="dxa"/>
+              <w:bottom w:w="75" w:type="dxa"/>
+              <w:right w:w="75" w:type="dxa"/>
+            </w:tcMar>
+            <w:shd w:fill="FFFFFF"/>
+          </w:tcPr>
+          <w:p>
+            <w:pPr>
+              <w:spacing w:before="40" w:after="40" w:line="269" w:lineRule="auto"/>
+              <w:jc w:val="center"/>
+            </w:pPr>
+            <w:r>
+              <w:rPr>
+                <w:b w:val="0"/>
+                <w:sz w:val="20"/>
+              </w:rPr>
+              <w:t>6—8</w:t>
+            </w:r>
+          </w:p>
+        </w:tc>
+        <w:tc>
+          <w:tcPr>
+            <w:tcW w:type="dxa" w:w="4272"/>
+            <w:vAlign w:val="center"/>
+            <w:tcMar>
+              <w:top w:w="75" w:type="dxa"/>
+              <w:left w:w="75" w:type="dxa"/>
+              <w:bottom w:w="75" w:type="dxa"/>
+              <w:right w:w="75" w:type="dxa"/>
+            </w:tcMar>
+            <w:shd w:fill="FFFFFF"/>
+          </w:tcPr>
+          <w:p>
+            <w:pPr>
+              <w:spacing w:before="40" w:after="40" w:line="269" w:lineRule="auto"/>
+              <w:jc w:val="center"/>
+            </w:pPr>
+            <w:r>
+              <w:rPr>
+                <w:b w:val="0"/>
+                <w:sz w:val="20"/>
+              </w:rPr>
+              <w:t>100—160 每层20</w:t>
+            </w:r>
+          </w:p>
+        </w:tc>
+        <w:tc>
+          <w:tcPr>
+            <w:tcW w:type="dxa" w:w="3378"/>
+            <w:vAlign w:val="center"/>
+            <w:tcMar>
+              <w:top w:w="75" w:type="dxa"/>
+              <w:left w:w="75" w:type="dxa"/>
+              <w:bottom w:w="75" w:type="dxa"/>
+              <w:right w:w="75" w:type="dxa"/>
+            </w:tcMar>
+            <w:shd w:fill="FFFFFF"/>
+          </w:tcPr>
+          <w:p>
+            <w:pPr>
+              <w:spacing w:before="40" w:after="40" w:line="269" w:lineRule="auto"/>
+            </w:pPr>
+            <w:r>
+              <w:rPr>
+                <w:b w:val="0"/>
+                <w:sz w:val="20"/>
+              </w:rPr>
+              <w:t>逐层质量和厚度复核 完成后再测谱线与基线</w:t>
+            </w:r>
+          </w:p>
+        </w:tc>
+      </w:tr>
+    </w:tbl>
+    <w:p>
+      <w:pPr>
+        <w:spacing w:after="40"/>
+      </w:pPr>
+    </w:p>
+    <w:p>
+      <w:r>
+        <w:t>每完整20 mm层的14.4 kg干土只是1500 kg/m³示例；实际扣除组件体积并按选定密度重算。局部补土与挖出土都称量记账。每层布置相同的厚度检查网格，建议四角附近和中心五点；工具质量、作用面积、压实次数及路径固定并记录。无纤组在相同位置执行同样铺土操作，比较施工扰动。</w:t>
       </w:r>
     </w:p>
     <w:p>
@@ -968,6 +1527,47 @@
     <w:p>
       <w:r>
         <w:t>土中锚片不与箱壁或底架刚接，避免人为提高传力；台架刚接仅用于标定。相机标尺、位移支架与土箱的连接关系明确留图。端部过渡留松弛，不由槽边支承将土体应变引入非感测引线。</w:t>
+      </w:r>
+    </w:p>
+    <w:p>
+      <w:pPr>
+        <w:pStyle w:val="Heading2"/>
+      </w:pPr>
+      <w:r>
+        <w:t>6.1 装配接口和验收顺序</w:t>
+      </w:r>
+    </w:p>
+    <w:p>
+      <w:r>
+        <w:t>先制作密封外槽及分格支承架，再安装可拆上工作面和单一模块。固定工作面也须由网格支承，活动模块通过导轨、滑台或调节座承载；禁止直接切开3 mm板后让剩余板边无支承悬空。模块与固定面初始高差、边缝和受载挠度必须实测；它们进入初始边界记录，不能用较厚胶层遮住而不量测。</w:t>
+      </w:r>
+    </w:p>
+    <w:p>
+      <w:r>
+        <w:t>柔性隔膜只负责挡砂和分隔水路，留可折叠余量，压条固定在模块与周围固定面，螺钉不穿入土层。先无土测驱动力随行程变化，再加隔膜复测，分离导轨摩擦、隔膜回弹和土反力。模块往复后检查漏砂、漏水和复位高差；不能把电机步数当实际位移。微量程到±0.5 mm限位的测试与大行程塌陷试验分开，5 mm标定驱动器不自动满足后期破坏试验。</w:t>
+      </w:r>
+    </w:p>
+    <w:p>
+      <w:r>
+        <w:t>机械层称“干燥层”是运行目标，不是漏水仍可运行的保证。上工作面密封处设置独立泄水通道，收集底设漏水观察点；线缆及驱动器抬离集水底，发现渗水进入机械层先停供水、停加载、记录漏水量。水路电路和集水容器不与独立参考架共同承力。</w:t>
+      </w:r>
+    </w:p>
+    <w:p>
+      <w:r>
+        <w:t>箱体按空载、模块空跑、逐层加土、最大计划湿态顺序验收。记录底板、上工作面及测量基架的变形，位移参考采用自身稳定基架，避免把底架挠曲算作土体运动。连接扭矩、板跨、支脚位置和允许挠度由结构核验及实际仪器量程确定，当前文档没有提供这些待选连接的承载合格结论。</w:t>
+      </w:r>
+    </w:p>
+    <w:p>
+      <w:pPr>
+        <w:pStyle w:val="Heading2"/>
+      </w:pPr>
+      <w:r>
+        <w:t>6.2 首批实物工作量</w:t>
+      </w:r>
+    </w:p>
+    <w:p>
+      <w:r>
+        <w:t>第一批先做A直埋件1个、B三厚度各1个及微位移台架；样件标定后才按一个厚度扩至单横线3节点，再扩三横线9节点。土箱1套、M1/M2/M3各1种可换接口先出配合图，初次只加工计划首先测试的模块，其他位置用齐平固定面封闭。这样可先解决感测能力和耦合问题，再投入完整阵列。</w:t>
       </w:r>
     </w:p>
     <w:p>
@@ -993,6 +1593,544 @@
         <w:t>本版提供SVG/PNG功能及尺寸图，未新建SolidWorks零件和签审加工图。旧原生CAD不能在文件名改成V4后冒充已修改的三维模型。</w:t>
       </w:r>
     </w:p>
+    <w:p>
+      <w:pPr>
+        <w:pStyle w:val="Heading1"/>
+      </w:pPr>
+      <w:r>
+        <w:t>8 室内模型与真实现场的选择</w:t>
+      </w:r>
+    </w:p>
+    <w:tbl>
+      <w:tblPr>
+        <w:tblW w:type="auto" w:w="0"/>
+        <w:jc w:val="center"/>
+        <w:tblLayout w:type="fixed"/>
+        <w:tblLook w:firstColumn="1" w:firstRow="1" w:lastColumn="0" w:lastRow="0" w:noHBand="0" w:noVBand="1" w:val="04A0"/>
+        <w:tblBorders>
+          <w:top w:val="single" w:sz="4" w:color="D9D9D9"/>
+          <w:left w:val="single" w:sz="4" w:color="D9D9D9"/>
+          <w:bottom w:val="single" w:sz="4" w:color="D9D9D9"/>
+          <w:right w:val="single" w:sz="4" w:color="D9D9D9"/>
+          <w:insideH w:val="single" w:sz="4" w:color="D9D9D9"/>
+          <w:insideV w:val="single" w:sz="4" w:color="D9D9D9"/>
+        </w:tblBorders>
+      </w:tblPr>
+      <w:tblGrid>
+        <w:gridCol w:w="2285"/>
+        <w:gridCol w:w="4272"/>
+        <w:gridCol w:w="3378"/>
+      </w:tblGrid>
+      <w:tr>
+        <w:trPr>
+          <w:cantSplit/>
+          <w:tblHeader/>
+        </w:trPr>
+        <w:tc>
+          <w:tcPr>
+            <w:tcW w:type="dxa" w:w="2285"/>
+            <w:vAlign w:val="center"/>
+            <w:tcMar>
+              <w:top w:w="75" w:type="dxa"/>
+              <w:left w:w="75" w:type="dxa"/>
+              <w:bottom w:w="75" w:type="dxa"/>
+              <w:right w:w="75" w:type="dxa"/>
+            </w:tcMar>
+            <w:shd w:fill="DCE8EE"/>
+          </w:tcPr>
+          <w:p>
+            <w:pPr>
+              <w:keepNext/>
+              <w:spacing w:before="40" w:after="40" w:line="269" w:lineRule="auto"/>
+              <w:jc w:val="center"/>
+            </w:pPr>
+            <w:r>
+              <w:rPr>
+                <w:b/>
+                <w:sz w:val="20"/>
+              </w:rPr>
+              <w:t>项目</w:t>
+            </w:r>
+          </w:p>
+        </w:tc>
+        <w:tc>
+          <w:tcPr>
+            <w:tcW w:type="dxa" w:w="4272"/>
+            <w:vAlign w:val="center"/>
+            <w:tcMar>
+              <w:top w:w="75" w:type="dxa"/>
+              <w:left w:w="75" w:type="dxa"/>
+              <w:bottom w:w="75" w:type="dxa"/>
+              <w:right w:w="75" w:type="dxa"/>
+            </w:tcMar>
+            <w:shd w:fill="DCE8EE"/>
+          </w:tcPr>
+          <w:p>
+            <w:pPr>
+              <w:keepNext/>
+              <w:spacing w:before="40" w:after="40" w:line="269" w:lineRule="auto"/>
+              <w:jc w:val="center"/>
+            </w:pPr>
+            <w:r>
+              <w:rPr>
+                <w:b/>
+                <w:sz w:val="20"/>
+              </w:rPr>
+              <w:t>室内模块箱</w:t>
+            </w:r>
+          </w:p>
+        </w:tc>
+        <w:tc>
+          <w:tcPr>
+            <w:tcW w:type="dxa" w:w="3378"/>
+            <w:vAlign w:val="center"/>
+            <w:tcMar>
+              <w:top w:w="75" w:type="dxa"/>
+              <w:left w:w="75" w:type="dxa"/>
+              <w:bottom w:w="75" w:type="dxa"/>
+              <w:right w:w="75" w:type="dxa"/>
+            </w:tcMar>
+            <w:shd w:fill="DCE8EE"/>
+          </w:tcPr>
+          <w:p>
+            <w:pPr>
+              <w:keepNext/>
+              <w:spacing w:before="40" w:after="40" w:line="269" w:lineRule="auto"/>
+              <w:jc w:val="center"/>
+            </w:pPr>
+            <w:r>
+              <w:rPr>
+                <w:b/>
+                <w:sz w:val="20"/>
+              </w:rPr>
+              <w:t>真实边坡试段</w:t>
+            </w:r>
+          </w:p>
+        </w:tc>
+      </w:tr>
+      <w:tr>
+        <w:trPr>
+          <w:cantSplit/>
+        </w:trPr>
+        <w:tc>
+          <w:tcPr>
+            <w:tcW w:type="dxa" w:w="2285"/>
+            <w:vAlign w:val="center"/>
+            <w:tcMar>
+              <w:top w:w="75" w:type="dxa"/>
+              <w:left w:w="75" w:type="dxa"/>
+              <w:bottom w:w="75" w:type="dxa"/>
+              <w:right w:w="75" w:type="dxa"/>
+            </w:tcMar>
+            <w:shd w:fill="FFFFFF"/>
+          </w:tcPr>
+          <w:p>
+            <w:pPr>
+              <w:spacing w:before="40" w:after="40" w:line="269" w:lineRule="auto"/>
+              <w:jc w:val="center"/>
+            </w:pPr>
+            <w:r>
+              <w:rPr>
+                <w:b w:val="0"/>
+                <w:sz w:val="20"/>
+              </w:rPr>
+              <w:t>微小输入与重复</w:t>
+            </w:r>
+          </w:p>
+        </w:tc>
+        <w:tc>
+          <w:tcPr>
+            <w:tcW w:type="dxa" w:w="4272"/>
+            <w:vAlign w:val="center"/>
+            <w:tcMar>
+              <w:top w:w="75" w:type="dxa"/>
+              <w:left w:w="75" w:type="dxa"/>
+              <w:bottom w:w="75" w:type="dxa"/>
+              <w:right w:w="75" w:type="dxa"/>
+            </w:tcMar>
+            <w:shd w:fill="FFFFFF"/>
+          </w:tcPr>
+          <w:p>
+            <w:pPr>
+              <w:spacing w:before="40" w:after="40" w:line="269" w:lineRule="auto"/>
+            </w:pPr>
+            <w:r>
+              <w:rPr>
+                <w:b w:val="0"/>
+                <w:sz w:val="20"/>
+              </w:rPr>
+              <w:t>可控加载 独立重建 可做同动负对照</w:t>
+            </w:r>
+          </w:p>
+        </w:tc>
+        <w:tc>
+          <w:tcPr>
+            <w:tcW w:type="dxa" w:w="3378"/>
+            <w:vAlign w:val="center"/>
+            <w:tcMar>
+              <w:top w:w="75" w:type="dxa"/>
+              <w:left w:w="75" w:type="dxa"/>
+              <w:bottom w:w="75" w:type="dxa"/>
+              <w:right w:w="75" w:type="dxa"/>
+            </w:tcMar>
+            <w:shd w:fill="FFFFFF"/>
+          </w:tcPr>
+          <w:p>
+            <w:pPr>
+              <w:spacing w:before="40" w:after="40" w:line="269" w:lineRule="auto"/>
+            </w:pPr>
+            <w:r>
+              <w:rPr>
+                <w:b w:val="0"/>
+                <w:sz w:val="20"/>
+              </w:rPr>
+              <w:t>自然输入难控 重复事件可能不足</w:t>
+            </w:r>
+          </w:p>
+        </w:tc>
+      </w:tr>
+      <w:tr>
+        <w:trPr>
+          <w:cantSplit/>
+        </w:trPr>
+        <w:tc>
+          <w:tcPr>
+            <w:tcW w:type="dxa" w:w="2285"/>
+            <w:vAlign w:val="center"/>
+            <w:tcMar>
+              <w:top w:w="75" w:type="dxa"/>
+              <w:left w:w="75" w:type="dxa"/>
+              <w:bottom w:w="75" w:type="dxa"/>
+              <w:right w:w="75" w:type="dxa"/>
+            </w:tcMar>
+            <w:shd w:fill="FFFFFF"/>
+          </w:tcPr>
+          <w:p>
+            <w:pPr>
+              <w:spacing w:before="40" w:after="40" w:line="269" w:lineRule="auto"/>
+              <w:jc w:val="center"/>
+            </w:pPr>
+            <w:r>
+              <w:rPr>
+                <w:b w:val="0"/>
+                <w:sz w:val="20"/>
+              </w:rPr>
+              <w:t>土纤耦合</w:t>
+            </w:r>
+          </w:p>
+        </w:tc>
+        <w:tc>
+          <w:tcPr>
+            <w:tcW w:type="dxa" w:w="4272"/>
+            <w:vAlign w:val="center"/>
+            <w:tcMar>
+              <w:top w:w="75" w:type="dxa"/>
+              <w:left w:w="75" w:type="dxa"/>
+              <w:bottom w:w="75" w:type="dxa"/>
+              <w:right w:w="75" w:type="dxa"/>
+            </w:tcMar>
+            <w:shd w:fill="FFFFFF"/>
+          </w:tcPr>
+          <w:p>
+            <w:pPr>
+              <w:spacing w:before="40" w:after="40" w:line="269" w:lineRule="auto"/>
+            </w:pPr>
+            <w:r>
+              <w:rPr>
+                <w:b w:val="0"/>
+                <w:sz w:val="20"/>
+              </w:rPr>
+              <w:t>可换砂/高岭土 水分 密度 锚距</w:t>
+            </w:r>
+          </w:p>
+        </w:tc>
+        <w:tc>
+          <w:tcPr>
+            <w:tcW w:type="dxa" w:w="3378"/>
+            <w:vAlign w:val="center"/>
+            <w:tcMar>
+              <w:top w:w="75" w:type="dxa"/>
+              <w:left w:w="75" w:type="dxa"/>
+              <w:bottom w:w="75" w:type="dxa"/>
+              <w:right w:w="75" w:type="dxa"/>
+            </w:tcMar>
+            <w:shd w:fill="FFFFFF"/>
+          </w:tcPr>
+          <w:p>
+            <w:pPr>
+              <w:spacing w:before="40" w:after="40" w:line="269" w:lineRule="auto"/>
+            </w:pPr>
+            <w:r>
+              <w:rPr>
+                <w:b w:val="0"/>
+                <w:sz w:val="20"/>
+              </w:rPr>
+              <w:t>真实土层 尖石 根系及施工扰动更复杂</w:t>
+            </w:r>
+          </w:p>
+        </w:tc>
+      </w:tr>
+      <w:tr>
+        <w:trPr>
+          <w:cantSplit/>
+        </w:trPr>
+        <w:tc>
+          <w:tcPr>
+            <w:tcW w:type="dxa" w:w="2285"/>
+            <w:vAlign w:val="center"/>
+            <w:tcMar>
+              <w:top w:w="75" w:type="dxa"/>
+              <w:left w:w="75" w:type="dxa"/>
+              <w:bottom w:w="75" w:type="dxa"/>
+              <w:right w:w="75" w:type="dxa"/>
+            </w:tcMar>
+            <w:shd w:fill="FFFFFF"/>
+          </w:tcPr>
+          <w:p>
+            <w:pPr>
+              <w:spacing w:before="40" w:after="40" w:line="269" w:lineRule="auto"/>
+              <w:jc w:val="center"/>
+            </w:pPr>
+            <w:r>
+              <w:rPr>
+                <w:b w:val="0"/>
+                <w:sz w:val="20"/>
+              </w:rPr>
+              <w:t>病害真值</w:t>
+            </w:r>
+          </w:p>
+        </w:tc>
+        <w:tc>
+          <w:tcPr>
+            <w:tcW w:type="dxa" w:w="4272"/>
+            <w:vAlign w:val="center"/>
+            <w:tcMar>
+              <w:top w:w="75" w:type="dxa"/>
+              <w:left w:w="75" w:type="dxa"/>
+              <w:bottom w:w="75" w:type="dxa"/>
+              <w:right w:w="75" w:type="dxa"/>
+            </w:tcMar>
+            <w:shd w:fill="FFFFFF"/>
+          </w:tcPr>
+          <w:p>
+            <w:pPr>
+              <w:spacing w:before="40" w:after="40" w:line="269" w:lineRule="auto"/>
+              <w:jc w:val="center"/>
+            </w:pPr>
+            <w:r>
+              <w:rPr>
+                <w:b w:val="0"/>
+                <w:sz w:val="20"/>
+              </w:rPr>
+              <w:t>可用参考仪与专门剖面验证</w:t>
+            </w:r>
+          </w:p>
+        </w:tc>
+        <w:tc>
+          <w:tcPr>
+            <w:tcW w:type="dxa" w:w="3378"/>
+            <w:vAlign w:val="center"/>
+            <w:tcMar>
+              <w:top w:w="75" w:type="dxa"/>
+              <w:left w:w="75" w:type="dxa"/>
+              <w:bottom w:w="75" w:type="dxa"/>
+              <w:right w:w="75" w:type="dxa"/>
+            </w:tcMar>
+            <w:shd w:fill="FFFFFF"/>
+          </w:tcPr>
+          <w:p>
+            <w:pPr>
+              <w:spacing w:before="40" w:after="40" w:line="269" w:lineRule="auto"/>
+            </w:pPr>
+            <w:r>
+              <w:rPr>
+                <w:b w:val="0"/>
+                <w:sz w:val="20"/>
+              </w:rPr>
+              <w:t>需测斜 裂缝计或测量基准 深部真值成本高</w:t>
+            </w:r>
+          </w:p>
+        </w:tc>
+      </w:tr>
+      <w:tr>
+        <w:trPr>
+          <w:cantSplit/>
+        </w:trPr>
+        <w:tc>
+          <w:tcPr>
+            <w:tcW w:type="dxa" w:w="2285"/>
+            <w:vAlign w:val="center"/>
+            <w:tcMar>
+              <w:top w:w="75" w:type="dxa"/>
+              <w:left w:w="75" w:type="dxa"/>
+              <w:bottom w:w="75" w:type="dxa"/>
+              <w:right w:w="75" w:type="dxa"/>
+            </w:tcMar>
+            <w:shd w:fill="FFFFFF"/>
+          </w:tcPr>
+          <w:p>
+            <w:pPr>
+              <w:spacing w:before="40" w:after="40" w:line="269" w:lineRule="auto"/>
+              <w:jc w:val="center"/>
+            </w:pPr>
+            <w:r>
+              <w:rPr>
+                <w:b w:val="0"/>
+                <w:sz w:val="20"/>
+              </w:rPr>
+              <w:t>预警代表性</w:t>
+            </w:r>
+          </w:p>
+        </w:tc>
+        <w:tc>
+          <w:tcPr>
+            <w:tcW w:type="dxa" w:w="4272"/>
+            <w:vAlign w:val="center"/>
+            <w:tcMar>
+              <w:top w:w="75" w:type="dxa"/>
+              <w:left w:w="75" w:type="dxa"/>
+              <w:bottom w:w="75" w:type="dxa"/>
+              <w:right w:w="75" w:type="dxa"/>
+            </w:tcMar>
+            <w:shd w:fill="FFFFFF"/>
+          </w:tcPr>
+          <w:p>
+            <w:pPr>
+              <w:spacing w:before="40" w:after="40" w:line="269" w:lineRule="auto"/>
+            </w:pPr>
+            <w:r>
+              <w:rPr>
+                <w:b w:val="0"/>
+                <w:sz w:val="20"/>
+              </w:rPr>
+              <w:t>验证机制与检测链 不能代替现场效能</w:t>
+            </w:r>
+          </w:p>
+        </w:tc>
+        <w:tc>
+          <w:tcPr>
+            <w:tcW w:type="dxa" w:w="3378"/>
+            <w:vAlign w:val="center"/>
+            <w:tcMar>
+              <w:top w:w="75" w:type="dxa"/>
+              <w:left w:w="75" w:type="dxa"/>
+              <w:bottom w:w="75" w:type="dxa"/>
+              <w:right w:w="75" w:type="dxa"/>
+            </w:tcMar>
+            <w:shd w:fill="FFFFFF"/>
+          </w:tcPr>
+          <w:p>
+            <w:pPr>
+              <w:spacing w:before="40" w:after="40" w:line="269" w:lineRule="auto"/>
+            </w:pPr>
+            <w:r>
+              <w:rPr>
+                <w:b w:val="0"/>
+                <w:sz w:val="20"/>
+              </w:rPr>
+              <w:t>能评价真实环境 但无事件时不能算检出率</w:t>
+            </w:r>
+          </w:p>
+        </w:tc>
+      </w:tr>
+      <w:tr>
+        <w:trPr>
+          <w:cantSplit/>
+        </w:trPr>
+        <w:tc>
+          <w:tcPr>
+            <w:tcW w:type="dxa" w:w="2285"/>
+            <w:vAlign w:val="center"/>
+            <w:tcMar>
+              <w:top w:w="75" w:type="dxa"/>
+              <w:left w:w="75" w:type="dxa"/>
+              <w:bottom w:w="75" w:type="dxa"/>
+              <w:right w:w="75" w:type="dxa"/>
+            </w:tcMar>
+            <w:shd w:fill="FFFFFF"/>
+          </w:tcPr>
+          <w:p>
+            <w:pPr>
+              <w:spacing w:before="40" w:after="40" w:line="269" w:lineRule="auto"/>
+              <w:jc w:val="center"/>
+            </w:pPr>
+            <w:r>
+              <w:rPr>
+                <w:b w:val="0"/>
+                <w:sz w:val="20"/>
+              </w:rPr>
+              <w:t>安装和维护</w:t>
+            </w:r>
+          </w:p>
+        </w:tc>
+        <w:tc>
+          <w:tcPr>
+            <w:tcW w:type="dxa" w:w="4272"/>
+            <w:vAlign w:val="center"/>
+            <w:tcMar>
+              <w:top w:w="75" w:type="dxa"/>
+              <w:left w:w="75" w:type="dxa"/>
+              <w:bottom w:w="75" w:type="dxa"/>
+              <w:right w:w="75" w:type="dxa"/>
+            </w:tcMar>
+            <w:shd w:fill="FFFFFF"/>
+          </w:tcPr>
+          <w:p>
+            <w:pPr>
+              <w:spacing w:before="40" w:after="40" w:line="269" w:lineRule="auto"/>
+              <w:jc w:val="center"/>
+            </w:pPr>
+            <w:r>
+              <w:rPr>
+                <w:b w:val="0"/>
+                <w:sz w:val="20"/>
+              </w:rPr>
+              <w:t>便于换件 失效可追查</w:t>
+            </w:r>
+          </w:p>
+        </w:tc>
+        <w:tc>
+          <w:tcPr>
+            <w:tcW w:type="dxa" w:w="3378"/>
+            <w:vAlign w:val="center"/>
+            <w:tcMar>
+              <w:top w:w="75" w:type="dxa"/>
+              <w:left w:w="75" w:type="dxa"/>
+              <w:bottom w:w="75" w:type="dxa"/>
+              <w:right w:w="75" w:type="dxa"/>
+            </w:tcMar>
+            <w:shd w:fill="FFFFFF"/>
+          </w:tcPr>
+          <w:p>
+            <w:pPr>
+              <w:spacing w:before="40" w:after="40" w:line="269" w:lineRule="auto"/>
+            </w:pPr>
+            <w:r>
+              <w:rPr>
+                <w:b w:val="0"/>
+                <w:sz w:val="20"/>
+              </w:rPr>
+              <w:t>横向浅槽需许可 回填 排水和巡检条件</w:t>
+            </w:r>
+          </w:p>
+        </w:tc>
+      </w:tr>
+    </w:tbl>
+    <w:p>
+      <w:pPr>
+        <w:spacing w:after="40"/>
+      </w:pPr>
+    </w:p>
+    <w:p>
+      <w:r>
+        <w:t>建议顺序是样件台架 → 室内单线 → 模块箱三横线 → 现场非破坏性试段。现场优先选择权属清楚、可步行维护、能接电或离线记录、已具有测斜/位移基准的道路或桥台邻近边坡。尚未取得具体场地、地层、许可与既有仪器资料，因此本版给出选址条件，不虚构已经落实现场。</w:t>
+      </w:r>
+    </w:p>
+    <w:p>
+      <w:r>
+        <w:t>现场启动需取得地形与预计运动方向、已有裂缝/支护和排水图、可开槽位置及深度、稳定参考区、主机防水通信电源、施工许可和既有监测记录。先装一条可检修横线，评估施工存活、温漂、降雨与维护扰动；无自然病害期间只报告安装和误报观察，不能称已完成边坡预警验证。不为获取训练数据在真实使用中的边坡人为卸载或诱发滑动。</w:t>
+      </w:r>
+    </w:p>
     <w:sectPr>
       <w:footerReference w:type="default" r:id="rId9"/>
       <w:pgSz w:w="12240" w:h="15840"/>
@@ -1015,7 +2153,7 @@
       <w:rPr>
         <w:sz w:val="18"/>
       </w:rPr>
-      <w:t xml:space="preserve">V4.0  |  2026-10-27  |  </w:t>
+      <w:t xml:space="preserve">V4.0  |  2026-10-28  |  </w:t>
     </w:r>
     <w:fldSimple w:instr="PAGE"/>
   </w:p>
